--- a/vibecoding.docx
+++ b/vibecoding.docx
@@ -623,29 +623,67 @@
           <w:bCs/>
           <w:lang w:val="en-US" w:eastAsia="zh-CN"/>
         </w:rPr>
-        <w:t>多模态</w:t>
-      </w:r>
-    </w:p>
-    <w:p>
-      <w:pPr>
-        <w:rPr>
-          <w:rFonts w:hint="default" w:ascii="宋体" w:hAnsi="宋体" w:eastAsia="宋体" w:cs="宋体"/>
-          <w:b/>
-          <w:bCs/>
-          <w:lang w:val="en-US" w:eastAsia="zh-CN"/>
-        </w:rPr>
-      </w:pPr>
-      <w:r>
-        <w:rPr>
-          <w:rFonts w:hint="default" w:ascii="宋体" w:hAnsi="宋体" w:eastAsia="宋体" w:cs="宋体"/>
-          <w:b/>
-          <w:bCs/>
-          <w:lang w:val="en-US" w:eastAsia="zh-CN"/>
-        </w:rPr>
-        <w:br w:type="page"/>
-      </w:r>
+        <w:t>Obsidian</w:t>
+      </w:r>
+    </w:p>
+    <w:p>
+      <w:pPr>
+        <w:rPr>
+          <w:rFonts w:hint="eastAsia" w:ascii="宋体" w:hAnsi="宋体" w:eastAsia="宋体" w:cs="宋体"/>
+          <w:b/>
+          <w:bCs/>
+          <w:lang w:val="en-US" w:eastAsia="zh-CN"/>
+        </w:rPr>
+      </w:pPr>
       <w:bookmarkStart w:id="0" w:name="_GoBack"/>
       <w:bookmarkEnd w:id="0"/>
+      <w:r>
+        <w:rPr>
+          <w:rFonts w:hint="eastAsia" w:ascii="宋体" w:hAnsi="宋体" w:eastAsia="宋体" w:cs="宋体"/>
+          <w:b/>
+          <w:bCs/>
+          <w:lang w:val="en-US" w:eastAsia="zh-CN"/>
+        </w:rPr>
+        <w:br w:type="page"/>
+      </w:r>
+    </w:p>
+    <w:p>
+      <w:pPr>
+        <w:rPr>
+          <w:rFonts w:hint="eastAsia" w:ascii="宋体" w:hAnsi="宋体" w:eastAsia="宋体" w:cs="宋体"/>
+          <w:b/>
+          <w:bCs/>
+          <w:lang w:val="en-US" w:eastAsia="zh-CN"/>
+        </w:rPr>
+      </w:pPr>
+      <w:r>
+        <w:rPr>
+          <w:rFonts w:hint="eastAsia" w:ascii="宋体" w:hAnsi="宋体" w:eastAsia="宋体" w:cs="宋体"/>
+          <w:b/>
+          <w:bCs/>
+          <w:lang w:val="en-US" w:eastAsia="zh-CN"/>
+        </w:rPr>
+        <w:t>多模态</w:t>
+      </w:r>
+    </w:p>
+    <w:p>
+      <w:pPr>
+        <w:rPr>
+          <w:rFonts w:hint="default" w:ascii="宋体" w:hAnsi="宋体" w:eastAsia="宋体" w:cs="宋体"/>
+          <w:b/>
+          <w:bCs/>
+          <w:lang w:val="en-US" w:eastAsia="zh-CN"/>
+        </w:rPr>
+      </w:pPr>
+      <w:r>
+        <w:rPr>
+          <w:rFonts w:hint="default" w:ascii="宋体" w:hAnsi="宋体" w:eastAsia="宋体" w:cs="宋体"/>
+          <w:b/>
+          <w:bCs/>
+          <w:lang w:val="en-US" w:eastAsia="zh-CN"/>
+        </w:rPr>
+        <w:br w:type="page"/>
+      </w:r>
     </w:p>
     <w:p>
       <w:pPr>

--- a/vibecoding.docx
+++ b/vibecoding.docx
@@ -388,15 +388,35 @@
     <w:p>
       <w:pPr>
         <w:rPr>
-          <w:rFonts w:hint="eastAsia"/>
-          <w:b w:val="0"/>
-          <w:bCs w:val="0"/>
-          <w:lang w:val="en-US" w:eastAsia="zh-CN"/>
-        </w:rPr>
-      </w:pPr>
-      <w:r>
-        <w:rPr>
-          <w:rFonts w:hint="eastAsia"/>
+          <w:rFonts w:hint="eastAsia" w:ascii="宋体" w:hAnsi="宋体" w:eastAsia="宋体" w:cs="宋体"/>
+          <w:b w:val="0"/>
+          <w:bCs w:val="0"/>
+          <w:lang w:val="en-US" w:eastAsia="zh-CN"/>
+        </w:rPr>
+      </w:pPr>
+      <w:r>
+        <w:rPr>
+          <w:rFonts w:hint="eastAsia" w:ascii="宋体" w:hAnsi="宋体" w:eastAsia="宋体" w:cs="宋体"/>
+          <w:b w:val="0"/>
+          <w:bCs w:val="0"/>
+          <w:lang w:val="en-US" w:eastAsia="zh-CN"/>
+        </w:rPr>
+        <w:t>【mermaid</w:t>
+      </w:r>
+      <w:bookmarkStart w:id="0" w:name="_GoBack"/>
+      <w:bookmarkEnd w:id="0"/>
+      <w:r>
+        <w:rPr>
+          <w:rFonts w:hint="eastAsia" w:ascii="宋体" w:hAnsi="宋体" w:eastAsia="宋体" w:cs="宋体"/>
+          <w:b w:val="0"/>
+          <w:bCs w:val="0"/>
+          <w:lang w:val="en-US" w:eastAsia="zh-CN"/>
+        </w:rPr>
+        <w:t>】</w:t>
+      </w:r>
+      <w:r>
+        <w:rPr>
+          <w:rFonts w:hint="eastAsia" w:ascii="宋体" w:hAnsi="宋体" w:eastAsia="宋体" w:cs="宋体"/>
           <w:b w:val="0"/>
           <w:bCs w:val="0"/>
           <w:lang w:val="en-US" w:eastAsia="zh-CN"/>
@@ -635,8 +655,6 @@
           <w:lang w:val="en-US" w:eastAsia="zh-CN"/>
         </w:rPr>
       </w:pPr>
-      <w:bookmarkStart w:id="0" w:name="_GoBack"/>
-      <w:bookmarkEnd w:id="0"/>
       <w:r>
         <w:rPr>
           <w:rFonts w:hint="eastAsia" w:ascii="宋体" w:hAnsi="宋体" w:eastAsia="宋体" w:cs="宋体"/>
